--- a/reporting/KISIK_Frontiers_Manuskript_v2.docx
+++ b/reporting/KISIK_Frontiers_Manuskript_v2.docx
@@ -109,7 +109,7 @@
           <w:b w:val="0"/>
           <w:i w:val="0"/>
         </w:rPr>
-        <w:t>We conducted a single-centre study using routine data from a tertiary ICU service, restricted to the three anaesthesiology-run intensive care units (codes IZ21, IZ31, IZ32). A retrospective development cohort of 12,884 ICU stays (10,875 patients; May 2017–Jul 2024) was used to train and select a final model. Eighty-four predictors were derived from the first 24 hours after ICU admission only (the intended prediction time point). Four candidate models — ridge regression, random forest, extremely randomised trees (Extra Trees), and gradient boosting (XGBoost) — were fitted on a log1p-transformed LOS target with identical preprocessing. Hyperparameters were optimised by 4-fold patient-grouped cross-validation, and the model with the lowest cross-validated mean absolute error (MAE) was pre-specified as the final model. It was then evaluated prospectively against senior-physician estimates in 193 completed matched stays (Oct 2024–Jan 2026). Because the model and the physician assessed the same patients, the comparison used a paired, patient-level bootstrap (5,000 resamples) for 95% confidence intervals (CIs) of MAE, RMSE, bias and R², the paired difference in absolute error, and a Wilcoxon signed-rank test; calibration was assessed by calibration-in-the-large, calibration slope, observed-versus-predicted plots and LOS-group analysis.</w:t>
+        <w:t>We conducted a single-centre study using routine data from a tertiary ICU service, restricted to the three anaesthesiology-run intensive care units (codes IZ21, IZ31, IZ32). A retrospective development cohort of 12,884 ICU stays (10,875 patients; May 2017–Jul 2024) was used to train and select a final model. Eighty-four predictors were derived from the first 24 hours after ICU admission only (the intended prediction time point). Four candidate models — ridge regression, random forest, extremely randomised trees (Extra Trees), and gradient boosting (XGBoost) — were fitted on a log1p-transformed LOS target with identical preprocessing. Hyperparameters were optimised by 4-fold patient-grouped cross-validation, and the model with the lowest cross-validated mean absolute error (MAE) was pre-specified as the final model. The frozen model was then applied to a prospectively collected, temporally separate cohort and compared with prospectively documented senior-physician estimates in 193 completed matched stays (prospective data Oct 2024–Jan 2026; senior-physician estimates documented Jul–Dec 2025). Because the model and the physician assessed the same patients, the comparison used a paired, patient-level bootstrap (5,000 resamples) for 95% confidence intervals (CIs) of MAE, RMSE, bias and R², the paired difference in absolute error, and a Wilcoxon signed-rank test; calibration was assessed by calibration-in-the-large, calibration slope, observed-versus-predicted plots and LOS-group analysis.</w:t>
       </w:r>
     </w:p>
     <w:p>
@@ -130,7 +130,7 @@
           <w:b w:val="0"/>
           <w:i w:val="0"/>
         </w:rPr>
-        <w:t>On the patient-grouped holdout (n = 2,601), the four models performed near-identically (MAE 2.75–3.03 days; R² 0.25–0.36); extra trees was selected as the final model (test MAE 2.75 days, R² 0.36). Prospectively, first-24-hour features were reconstructed from raw records (86% of the 84 features available; median per-stay completeness 77%). The senior physician outperformed the final model on MAE (2.01 [1.59, 2.49] vs 2.64 [2.22, 3.11] days) and R² (0.22 [-0.29, 0.51] vs 0.07 [-0.07, 0.15]). The paired difference in MAE was -0.63 [-1.05, -0.19] days in the physician's favour (Wilcoxon p &lt;0.001) and remained significant when long stays were excluded (1–7 days, n = 166: -0.50 [-0.84, -0.17] days, p &lt;0.001), so the advantage is not driven by a few extreme long-stayers. Calibration analysis showed the model compressed its predictions (calibration slope 0.86): it over-predicted very short stays (1–2 days, bias +2.5 days) and severely under-predicted long stays (&gt; 7 days, bias −7.9 days), whereas the physician tracked both extremes more closely.</w:t>
+        <w:t>On the patient-grouped holdout (n = 2,601), the three tree-based models performed similarly and clearly outperformed ridge regression; extra trees was selected as the final model (test MAE 2.75 days, R² 0.36). Prospectively, first-24-hour features were reconstructed from raw records (86% of the 84 features available; median per-stay completeness 77%). The senior physician outperformed the final model on MAE (2.01 [1.59, 2.49] vs 2.64 [2.22, 3.11] days) and R² (0.22 [-0.29, 0.51] vs 0.07 [-0.07, 0.15]). The paired difference in MAE was -0.63 [-1.05, -0.19] days in the physician's favour (Wilcoxon p &lt;0.001) and remained significant when long stays were excluded (1–7 days, n = 166: -0.50 [-0.84, -0.17] days, p &lt;0.001), so the advantage is not driven by a few extreme long-stayers. The model's predictions were visibly compressed into a narrow range: it over-predicted very short stays (1–2 days, bias +2.5 days) and severely under-predicted long stays (&gt; 7 days, bias −7.9 days), whereas the physician tracked both extremes more closely. (The calibration-slope estimate was imprecise and included the ideal value of 1.0; compression was inferred from the prediction distribution and conditional bias.)</w:t>
       </w:r>
     </w:p>
     <w:p>
@@ -311,7 +311,7 @@
           <w:i w:val="0"/>
           <w:sz w:val="24"/>
         </w:rPr>
-        <w:t>Both cohorts were restricted to the three intensive care units run by the department of anaesthesiology and intensive care medicine (care-unit codes IZ21, IZ31 and IZ32; field oebenekurz, with ward AIN). These are the closed, physician-staffed ICUs of the service; lower-acuity or intermediate-care units (e.g. code IZ01) were excluded. The retrospective development cohort covers May 2017 to July 2024 and comprises 12,884 ICU stays from 10,875 patients (11,437 hospital encounters). Inclusion criteria: (a) stay in one of the three eligible AIN intensive care units; (b) ICU LOS &gt; 1 day (icu_duration_h / 24 &gt; 1). Each ICU stay is one analysis unit. The data were split 80:20 by patient (GroupShuffleSplit, random seed 42) into a training set (n = 10,283) and a held-out test set (n = 2,601); no patient appears in both sets.</w:t>
+        <w:t>Both cohorts were restricted to the three intensive care units run by the department of anaesthesiology and intensive care medicine (care-unit codes IZ21, IZ31 and IZ32; field oebenekurz, with ward AIN). These are the closed, physician-staffed ICUs of the service; lower-acuity or intermediate-care units (e.g. code IZ01) were excluded. The retrospective development cohort covers May 2017 to July 2024 and comprises 12,884 ICU stays from 10,875 patients (11,437 hospital encounters). Inclusion criteria: (a) stay in one of the three eligible AIN intensive care units; (b) ICU LOS &gt; 1 day (icu_duration_h / 24 &gt; 1). Each ICU stay is one analysis unit. This design is a 24-hour landmark model: because predictors are taken from the first 24 hours and stays of ≤ 1 day are excluded, the model applies to patients still in the ICU at the 24-hour landmark, not to all ICU admissions. The data were split 80:20 by patient (GroupShuffleSplit, random seed 42) into a training set (n = 10,283) and a held-out test set (n = 2,601); no patient appears in both sets.</w:t>
       </w:r>
     </w:p>
     <w:p>
@@ -367,7 +367,7 @@
           <w:i w:val="0"/>
           <w:sz w:val="24"/>
         </w:rPr>
-        <w:t>Because ICU LOS is strictly positive and strongly right-skewed (retrospective cohort: median 2.9 days, 90th percentile 13.51 days, maximum 76.9 days), all four models were fitted on a log1p-transformed target. log1p(x) = log(1 + x), where '1p' means 'plus one'. This transform was chosen over a plain logarithm for three reasons: (i) log1p is defined for all x ≥ 0, whereas log(0) is undefined (and LOS values at the inclusion boundary of exactly one day could produce log(1) = 0 without issue); (ii) the +1 shift avoids the singularity of log near zero; (iii) log1p compresses the long right tail, reducing the influence of extreme stays on gradient-based optimisation. All four models use an identical target-transformation wrapper (scikit-learn TransformedTargetRegressor: log1p on fitting, expm1 = exp(x)−1 on prediction). Predictions are always back-transformed with expm1 before any metric is computed, guaranteeing non-negative day-scale outputs.</w:t>
+        <w:t>Because ICU LOS is strictly positive and strongly right-skewed (retrospective cohort: median 2.9 days, 90th percentile 13.51 days, maximum 76.9 days), all four models were fitted on a log1p-transformed target. log1p(x) = log(1 + x), where '1p' means 'plus one'. This transform was chosen over a plain logarithm for three reasons: (i) log1p is defined for all x ≥ 0, whereas log(0) is undefined (and LOS values at the inclusion boundary of exactly one day could produce log(1) = 0 without issue); (ii) the +1 shift avoids the singularity of log near zero; (iii) log1p compresses the long right tail, reducing the influence of extreme stays on gradient-based optimisation. All four models use an identical target-transformation wrapper (scikit-learn TransformedTargetRegressor: log1p on fitting, expm1 = exp(x)−1 on prediction). Predictions are back-transformed with expm1 before any metric is computed and clipped at zero where necessary (expm1 can return values down to −1 for negative inputs on the transformed scale); after clipping, all day-scale outputs are non-negative.</w:t>
       </w:r>
     </w:p>
     <w:p>
@@ -830,7 +830,7 @@
           <w:i w:val="0"/>
           <w:sz w:val="24"/>
         </w:rPr>
-        <w:t>In 4-fold patient-grouped cross-validation on the training set, the three tree ensembles were near-identical and clearly outperformed the linear baseline (Table 4): CV-MAE 2.826–2.845 days (Extra Trees, Random Forest, XGBoost) vs 3.069 days (Ridge). Extra Trees had the lowest CV-MAE (2.826 days) and was selected as the final model per the pre-specified rule. The final Extra Trees model was refitted on the full training set (n = 10,283 stays) with best hyperparameters (300 trees, max_depth None, min_samples_leaf 5, max_features 0.5).</w:t>
+        <w:t>In 4-fold patient-grouped cross-validation on the training set, the three tree-based models performed very similarly and clearly outperformed the linear baseline (Table 4): CV-MAE 2.826–2.845 days (Extra Trees, Random Forest, XGBoost) vs 3.069 days (Ridge). Extra Trees had the lowest CV-MAE (2.826 days) and was selected as the final model per the pre-specified rule. The final Extra Trees model was refitted on the full training set (n = 10,283 stays) with best hyperparameters (300 trees, max_depth None, min_samples_leaf 5, max_features 0.5).</w:t>
       </w:r>
     </w:p>
     <w:p>
@@ -844,7 +844,7 @@
           <w:i w:val="0"/>
           <w:sz w:val="24"/>
         </w:rPr>
-        <w:t>On the held-out test set (n = 2,601 stays), all four models again performed in a narrow band: MAE 2.75–3.03 days, R² 0.25–0.36 (Table 4). Final model (Extra Trees): MAE 2.75 days, median AE 1.22 days, RMSE 5.35 days, R² 0.36, mean bias -1.08 days. The negative mean bias indicates that all four models systematically underestimate LOS, which is expected: LOS is right-skewed, long-stay patients are rare in training, and log1p compression still leaves the very long tail harder to predict. Random forest and XGBoost were statistically indistinguishable from Extra Trees on the holdout; ridge regression was consistently the weakest model.</w:t>
+        <w:t>On the held-out test set (n = 2,601 stays), the three tree models again clustered closely (MAE 2.75–2.80 days, R² 0.35–0.36), while ridge was clearly weaker (MAE 3.03 days, R² 0.25; Table 4). Final model (Extra Trees): MAE 2.75 days, median AE 1.22 days, RMSE 5.35 days, R² 0.36, mean bias -1.08 days. The negative mean bias indicates that all four models systematically underestimate LOS, which is expected: LOS is right-skewed, long-stay patients are rare in training, and log1p compression still leaves the very long tail harder to predict. Random forest and XGBoost showed numerically similar holdout performance to Extra Trees (no formal paired test was performed); ridge regression was consistently the weakest model.</w:t>
       </w:r>
     </w:p>
     <w:p>
@@ -914,7 +914,7 @@
           <w:i w:val="0"/>
           <w:sz w:val="24"/>
         </w:rPr>
-        <w:t>Results are shown in Table 5 and Figure 1. The senior physician outperformed all four ML models on every summary metric. For the final model (Extra Trees): physician MAE 2.01 vs model MAE 2.64 days; R² 0.22 vs 0.07; Spearman ρ 0.68 vs 0.22. Extra Trees was the only ML model with a positive prospective R² (0.07); random forest (R² 0.00), XGBoost (R² −0.04) and especially ridge (R² −22.0) did not beat a mean predictor under the distribution shift between periods. Ridge's extreme instability (MAE 7.39 days, bias +5.80 days) confirms that a linear model extrapolates poorly here and is not recommended. Compared with the feature-impoverished preliminary analysis (where every model collapsed to R² ≈ 0), the genuine 24-hour inputs restored a modest signal for the final model.</w:t>
+        <w:t>Results are shown in Table 5 and Figure 1. The senior physician outperformed all four ML models on every error and discrimination metric (MAE, median AE, RMSE, R² and Spearman ρ). For the final model (Extra Trees): physician MAE 2.01 vs model MAE 2.64 days; R² 0.22 vs 0.07; Spearman ρ 0.68 vs 0.22. Mean bias was the exception: both were close to zero and the model was marginally closer (Extra Trees -0.11 vs physician -0.14 days). Extra Trees was the only ML model with a positive prospective R² (0.07); random forest (R² 0.00), XGBoost (R² −0.04) and especially ridge (R² −22.0) did not beat a constant-mean predictor. Ridge showed marked instability under prospective deployment (MAE 7.40 days, bias +5.82 days) and is not recommended; the precise source of this failure requires further investigation. Compared with the feature-impoverished preliminary analysis (where every model collapsed to R² ≈ 0), the genuine 24-hour inputs restored a modest signal for the final model.</w:t>
       </w:r>
     </w:p>
     <w:p>
@@ -942,7 +942,7 @@
           <w:i w:val="0"/>
           <w:sz w:val="24"/>
         </w:rPr>
-        <w:t>Importantly, the apparently respectable prospective MAE must be read against a null model. A trivial baseline that predicts the retrospective median LOS (2.90 days) for every patient achieved an MAE of 2.46 days prospectively — actually lower than the final model (2.64 days). The same null model on the retrospective holdout gave an MAE of 3.77 days, which the model clearly beat (2.75 days). In other words, the model added genuine skill retrospectively but none prospectively. The reason the prospective MAE does not deteriorate further is that the prospective outcome simply varies less: the completed-stay prospective cohort has a much narrower LOS distribution (SD 4.29 vs 6.76 days; 14% vs 22% of stays &gt; 7 days; maximum 27 vs 77 days; Table 9). Because MAE scales with the spread of the outcome, the lower prospective MAE reflects an easier cohort rather than better prediction — a discrepancy that R² (which fell to 0.07) and the calibration analysis make explicit.</w:t>
+        <w:t>Importantly, the apparently respectable prospective MAE must be read against a null model. A trivial baseline that predicts the training-set median LOS (2.89 days), applied unchanged to both evaluation sets, achieved an MAE of 2.46 days prospectively — actually lower than the final model (2.64 days). The same null model on the held-out test set gave an MAE of 3.72 days, which the model clearly beat (2.75 days). In other words, the model added genuine skill in development but none prospectively. The reason the prospective MAE does not deteriorate further is that the prospective outcome simply varies less: the completed-stay prospective cohort has a much narrower LOS distribution (SD 4.29 vs 6.67 days; 14% vs 22% of stays &gt; 7 days; maximum 27 vs 57 days; Table 9). Because MAE scales with the spread of the outcome, the lower prospective MAE reflects an easier cohort rather than better prediction — a discrepancy that R² (which fell to 0.07) and the calibration analysis make explicit.</w:t>
       </w:r>
     </w:p>
     <w:p>
@@ -998,7 +998,7 @@
           <w:i w:val="0"/>
           <w:sz w:val="24"/>
         </w:rPr>
-        <w:t>The advantage was not driven by a few extreme long-stayers. Restricted to stays of 1–7 days (n = 166), the physician retained a significant edge (paired ΔMAE -0.50 [-0.84, -0.17] days, Wilcoxon p &lt;0.001). In the long-stay subgroup (&gt; 7 days, n = 27) the point estimate still favoured the physician (-1.43 [-3.54, 1.02] days) but with a wide CI crossing zero owing to the small subgroup size, although the Wilcoxon test remained significant (p 0.006).</w:t>
+        <w:t>The advantage was not driven by a few extreme long-stayers. Restricted to stays of 1–7 days (n = 166), the physician retained a significant edge (paired ΔMAE -0.50 [-0.84, -0.17] days, Wilcoxon p &lt;0.001). In the long-stay subgroup (&gt; 7 days, n = 27) the point estimate favoured the physician (-1.43 [-3.54, 1.02] days), but the bootstrap 95% CI for the mean absolute-error difference included zero, so no robust superiority on the mean difference is established for this small subgroup. The Wilcoxon test was significant (p 0.006); this should be interpreted separately because it tests a different (distributional) hypothesis — whether paired errors are systematically smaller in rank — rather than the mean difference, so the two are complementary rather than equivalent confirmations.</w:t>
       </w:r>
     </w:p>
     <w:p>
@@ -1040,7 +1040,7 @@
           <w:i w:val="0"/>
           <w:sz w:val="24"/>
         </w:rPr>
-        <w:t>At the cohort level both methods were well calibrated-in-the-large (mean bias near zero: model -0.11 days, physician -0.14 days). The calibration slope, however, showed that the final model compressed its predictions into a narrow range (slope 0.86 [0.30, 1.61]): predicted values clustered between roughly 3 and 6 days largely irrespective of the true LOS (Figure 7), while the physician's estimates spanned a wider range.</w:t>
+        <w:t>At the cohort level both methods were well calibrated-in-the-large (mean bias near zero: model -0.11 days, physician -0.14 days). The calibration-slope estimate was imprecise and included the ideal value of 1.0 (model 0.86 [0.30, 1.61]), so it does not by itself establish miscalibration. The prediction distribution was nonetheless visibly restricted — predicted values clustered between roughly 3 and 6 days largely irrespective of the true LOS (Figure 7), while the physician's estimates spanned a wider range — so the compression is inferred primarily from the prediction distribution and the conditional bias across LOS groups below rather than from the slope.</w:t>
       </w:r>
     </w:p>
     <w:p>
@@ -1068,7 +1068,7 @@
           <w:i w:val="0"/>
           <w:sz w:val="24"/>
         </w:rPr>
-        <w:t>To locate where, if anywhere, the model adds value, we compared the senior physician, the final model and the null model within bins of the actual LOS (Table 11, Figure 10). The pattern is informative. At the extremes the physician was clearly best (1–2 days: MAE 0.74 vs model 2.46; &gt; 7 days: 6.51 vs 7.95), reflecting the model's compressed predictions. The model had a genuine advantage only in the 4–7-day band (n = 31), where it beat both the physician (MAE 1.40 vs 2.00, p 0.015) and the null model (1.40 vs 2.53, p &lt;0.001). Across the broader 2–7-day range (n = 99), however, the model was only numerically better than the physician (MAE 1.31 vs 1.65, p 0.209) and did not beat the null model (1.16). In the 2–4-day bin a constant predictor was in fact best, because the bin sits at the constant value. (Stratifying by the true outcome favours predictors whose output concentrates in a given bin, so these within-bin comparisons should be read together with the overall calibration: the model's usefulness is confined to a narrow mid-range rather than being general.)</w:t>
+        <w:t>To locate where, if anywhere, the model adds value, we compared the senior physician, the final model and the null model within bins of the actual LOS (Table 11, Figure 10). The pattern is informative. At the extremes the physician was clearly best (1–2 days: MAE 0.74 vs model 2.46; &gt; 7 days: 6.51 vs 7.95), reflecting the model's compressed predictions. The model had a genuine advantage only in the 4–7-day band (n = 31), where it beat both the physician (MAE 1.40 vs 2.00, p 0.015) and the null model (1.40 vs 2.54, p &lt;0.001). Across the broader 2–7-day range (n = 99), however, the model was only numerically better than the physician (MAE 1.31 vs 1.65, p 0.209) and did not beat the null model (1.17). In the 2–4-day bin a constant predictor was in fact best, because the bin sits at the constant value. These outcome-stratified analyses are exploratory and serve only to characterise error patterns: the bins are defined by the later-observed LOS, which is unknown at the 24-hour prediction time, so the 4–7-day result does not identify an actionable subgroup available for triage. Several outcome subgroups were examined without correction for multiple comparisons, and stratifying by the true outcome inherently favours predictors whose output concentrates in a given bin (notably the constant null). These results should therefore be read together with the overall calibration rather than as evidence of generalisable model skill.</w:t>
       </w:r>
     </w:p>
     <w:p>
@@ -1096,7 +1096,7 @@
           <w:i w:val="0"/>
           <w:sz w:val="24"/>
         </w:rPr>
-        <w:t>The senior-physician estimates were collected over a six-month window (July–December 2025). To verify that the physician advantage was not confined to a single period, we compared the senior physician with the final model across calendar months and quarters (Table 10, Figure 9). The physician had the lower MAE in every month and in both quarters; the advantage was statistically significant in the first quarter (2025-Q3, n = 101: ΔMAE -0.94 days, Wilcoxon p &lt;0.001) and the second (2025-Q4, n = 92: -0.28 days, p 0.010). The gap narrowed towards the end of the window (the two methods essentially converged in November–December), but the model never outperformed the physician in any segment. The physician advantage is therefore temporally stable rather than an artefact of one period.</w:t>
+        <w:t>The senior-physician estimates were collected over a six-month window (July–December 2025). To verify that the physician advantage was not confined to a single period, we compared the senior physician with the final model across calendar months and quarters (Table 10, Figure 9). The physician had the lower MAE in five of six months and in both quarterly aggregates (the model was marginally lower in November, 2.32 vs 2.36 days); the advantage was statistically significant in the first quarter (2025-Q3, n = 101: ΔMAE -0.94 days, Wilcoxon p &lt;0.001) and the second (2025-Q4, n = 92: -0.28 days, p 0.010). The gap narrowed towards the end of the window (the two methods essentially converged in November–December). The physician advantage is therefore temporally stable rather than an artefact of one period.</w:t>
       </w:r>
     </w:p>
     <w:p>
@@ -1139,7 +1139,7 @@
           <w:i w:val="0"/>
           <w:sz w:val="24"/>
         </w:rPr>
-        <w:t>First, the three tree-ensemble families performed indistinguishably both in cross-validation and on the holdout. The choice between random forest, extra trees and XGBoost was immaterial — a finding that simplifies model selection in practice. Ridge regression was consistently the weakest model both retrospectively and, dramatically, prospectively (R² −22.0), which can be attributed to the regression-to-the-mean property of linear models when features shift in distribution across time periods.</w:t>
+        <w:t>First, the three tree-based models performed similarly (numerically close MAE and R² in cross-validation and on the holdout), whereas ridge regression was consistently weaker. The choice between random forest, extra trees and XGBoost made little practical difference. Ridge regression was the weakest model retrospectively and showed marked instability prospectively (R² −22.0, bias ≈ +5.8 days); the precise source of this failure — for example shifted feature ranges, outliers or linear extrapolation beyond the training range — requires further investigation, and ridge is not recommended for deployment here.</w:t>
       </w:r>
     </w:p>
     <w:p>
@@ -1153,7 +1153,7 @@
           <w:i w:val="0"/>
           <w:sz w:val="24"/>
         </w:rPr>
-        <w:t>Second, the experienced senior physician outperformed every model prospectively, and the paired bootstrap confirmed that this advantage was statistically robust rather than a chance result: the 95% CI for the physician-minus-model MAE difference (-0.63 [-1.05, -0.19] days) excluded zero and the Wilcoxon test was highly significant (p &lt;0.001). Crucially, the advantage was not an artefact of a few extreme long-stayers — it persisted when the analysis was restricted to 1–7-day stays (n = 166) — nor of a single time period: the physician had the lower MAE in every month and both quarters of the six-month estimate window (Section 3.7). Physicians integrate contextual knowledge — anticipated surgical trajectories, potential complications, bed-management pressures — not captured in structured 24-hour tabular data.</w:t>
+        <w:t>Second, the experienced senior physician outperformed every model prospectively, and the paired bootstrap confirmed that this advantage was statistically robust rather than a chance result: the 95% CI for the physician-minus-model MAE difference (-0.63 [-1.05, -0.19] days) excluded zero and the Wilcoxon test was highly significant (p &lt;0.001). Crucially, the advantage was not an artefact of a few extreme long-stayers — it persisted when the analysis was restricted to 1–7-day stays (n = 166) — nor of a single time period: the physician had the lower MAE in five of six months and in both quarters of the six-month estimate window (Section 3.7). Physicians integrate contextual knowledge — anticipated surgical trajectories, potential complications, bed-management pressures — not captured in structured 24-hour tabular data.</w:t>
       </w:r>
     </w:p>
     <w:p>
@@ -1167,7 +1167,7 @@
           <w:i w:val="0"/>
           <w:sz w:val="24"/>
         </w:rPr>
-        <w:t>Third, the prospective MAE of the model must not be read at face value. A trivial null model that always predicts the retrospective median LOS achieved a lower prospective MAE (2.46 days) than the final model (2.64 days), whereas retrospectively the model clearly beat the same null (2.75 vs 3.77 days). The model thus added real skill in development but essentially none prospectively; the deceptively low prospective MAE only reflects the narrower LOS distribution of completed stays (MAE scales with outcome spread). Consistent with this, although the final model was essentially unbiased on average prospectively (-0.11 days), this single number was misleading: the calibration slope (≈ 0.86) and LOS-group analysis revealed a compressed prediction range that over-predicted very short stays (1–2 days: +2.5 days) and under-predicted long stays (&gt; 7 days: -8.0 days). This regression towards the centre — driven by a right-skewed LOS distribution in which very long stays are underrepresented — is exactly why average bias and MAE alone are inadequate, and why uncertainty quantification and calibration reporting are essential. Post-hoc recalibration (intercept adjustment or isotonic regression) could mitigate but was not pursued here. The one bright spot was a narrow mid-range (actual LOS 4–7 days), where the model significantly outperformed both the physician and the null model (Section 3.6, Table 11); this localised skill could, in principle, be exploited for triage of intermediate stays, but it does not generalise to the short- and long-stay ranges that matter most for capacity planning.</w:t>
+        <w:t>Third, the prospective MAE of the model must not be read at face value. A trivial null model that always predicts the training-set median LOS achieved a lower prospective MAE (2.46 days) than the final model (2.64 days), whereas on the held-out test set the model clearly beat the same null (2.75 vs 3.72 days). The model thus added real skill in development but essentially none prospectively; the deceptively low prospective MAE only reflects the narrower LOS distribution of completed stays (MAE scales with outcome spread). Consistent with this, although the final model was essentially unbiased on average prospectively (-0.11 days), this single number was misleading: the prediction distribution and the LOS-group conditional bias revealed a compressed prediction range that over-predicted very short stays (1–2 days: +2.5 days) and under-predicted long stays (&gt; 7 days: -8.0 days); the calibration-slope estimate was too imprecise (CI including 1.0) to establish this on its own. This regression towards the centre — driven by a right-skewed LOS distribution in which very long stays are underrepresented — is exactly why average bias and MAE alone are inadequate, and why uncertainty quantification and calibration reporting are essential. Post-hoc recalibration (intercept adjustment or isotonic regression) could mitigate but was not pursued here. In an exploratory, outcome-stratified analysis the model did appear most accurate in the 4–7-day band (Section 3.6, Table 11); however, that band is defined by the later-observed LOS, which is unknown at the 24-hour prediction time, so it is not an actionable triage subgroup and the finding (uncorrected for multiple comparisons) should be read only as characterising where the model's compressed predictions happen to align with the outcome.</w:t>
       </w:r>
     </w:p>
     <w:p>
@@ -1195,7 +1195,21 @@
           <w:i w:val="0"/>
           <w:sz w:val="24"/>
         </w:rPr>
-        <w:t>This is a single-centre study confined to three anaesthesiology-run ICUs; the absolute performance values and ranking of models may not generalise to other units, case mixes or information systems. The prospective comparison rested on 193 completed matched stays, and while this constitutes a genuine, undiluted prospective test with documented physician estimates, the sample is modest (only 27 stays &gt; 7 days) and the physician's estimates may have incorporated information beyond the first 24 hours. The reconstruction of 24-hour features from raw prospective tables achieved 86% coverage; the remaining 12 features were treated as absent, which may introduce a minor conservative bias relative to a deployment where all features are fully available. The retrospective-to-prospective performance drop is consistent with distribution shift between the two periods (case mix, coding practice) but its sources were not fully characterised.</w:t>
+        <w:t>This is a single-centre study confined to three anaesthesiology-run ICUs; the absolute performance values and ranking of models may not generalise to other units, case mixes or information systems. Because both cohorts come from the same centre and units, the prospective comparison is a temporally separated single-centre (prospective) validation, not external validation. The frozen final model was applied to the prospectively collected cohort after data collection rather than generating live predictions during care; this is therefore best described as temporal validation in a prospectively collected cohort. By design the study is a 24-hour landmark model: only patients still in the ICU at 24 hours and with LOS &gt; 1 day are included, so the findings apply to patients who have reached the 24-hour landmark rather than to all ICU admissions; a clinically attractive alternative outcome — remaining LOS after the 24-hour mark — was not modelled here and warrants future work.</w:t>
+      </w:r>
+    </w:p>
+    <w:p>
+      <w:pPr>
+        <w:jc w:val="both"/>
+      </w:pPr>
+      <w:r>
+        <w:rPr>
+          <w:rFonts w:ascii="Times New Roman" w:hAnsi="Times New Roman"/>
+          <w:b w:val="0"/>
+          <w:i w:val="0"/>
+          <w:sz w:val="24"/>
+        </w:rPr>
+        <w:t>The prospective comparison rested on 193 completed matched stays; while this is a genuine, undiluted prospective benchmark, the sample is modest (only 27 stays &gt; 7 days). Importantly, the model–physician comparison may not be fully information-symmetric: the model used only data up to 24 hours, whereas the timing of the senior-physician estimate relative to admission, whether the physician was blinded to the model, the rule applied when multiple estimates existed, and the number and seniority of the estimating physicians are not fully specified here and should be documented explicitly [details to be completed by the authors]; if estimates were made after 24 hours, the physician may have had access to information unavailable to the model. The reconstruction of 24-hour features from raw prospective tables achieved 86% coverage; the remaining 12 features were treated as absent, which may introduce a minor conservative bias relative to a deployment where all features are fully available. Finally, the outcome-stratified subgroup analyses (Table 11) were exploratory and uncorrected for multiple comparisons. The retrospective-to-prospective drop in R² is consistent with distribution shift between the two periods (case mix, coding practice), but its sources were not fully characterised.</w:t>
       </w:r>
     </w:p>
     <w:p>
@@ -1741,7 +1755,7 @@
                 <w:b w:val="0"/>
                 <w:sz w:val="19"/>
               </w:rPr>
-              <w:t>Oct 2024 – Jan 2026</w:t>
+              <w:t>Oct 2024 – Jan 2026 (senior estimates Jul–Dec 2025)</w:t>
             </w:r>
           </w:p>
         </w:tc>
@@ -2406,7 +2420,7 @@
                 <w:b w:val="0"/>
                 <w:sz w:val="19"/>
               </w:rPr>
-              <w:t>External prospective test</w:t>
+              <w:t>Prospective temporal validation (same centre)</w:t>
             </w:r>
           </w:p>
         </w:tc>
@@ -2421,7 +2435,7 @@
           <w:color w:val="555555"/>
           <w:sz w:val="19"/>
         </w:rPr>
-        <w:t>LOS, length of stay. Both cohorts are restricted to the three anaesthesiology-run intensive care units (IZ21/IZ31/IZ32). is_open = 0 indicates the patient had been discharged by the time of data capture, so icu_duration_h records the final ICU duration. Censored stays (is_open = 1) are excluded because their duration is still accruing. The prospective cohort was never used for model fitting or selection.</w:t>
+        <w:t>LOS, length of stay. Both cohorts are restricted to the three anaesthesiology-run intensive care units (IZ21/IZ31/IZ32). Because both cohorts come from the same centre and units, this is a temporally separated (prospective) single-centre validation, not external validation. is_open = 0 indicates the patient had been discharged by the time of data capture, so icu_duration_h records the final ICU duration. Censored stays (is_open = 1) are excluded because their duration is still accruing. The prospective cohort was never used for model fitting or selection.</w:t>
       </w:r>
     </w:p>
     <w:p>
@@ -4753,7 +4767,7 @@
           <w:color w:val="555555"/>
           <w:sz w:val="19"/>
         </w:rPr>
-        <w:t>20 of 104 candidate features were excluded because no first-24-hour version was available under the exact column name. All feature values are derived from the window [admission timestamp, admission + 24 h]. Admission diagnoses are included if documented as principal diagnosis by 24 h post-admission. Care-unit type is one-hot encoded; the remaining 85 features are numeric (binary 0/1 for presence/absence, or continuous for labs/vitals counts).</w:t>
+        <w:t>20 of 104 candidate features were excluded because no first-24-hour version was available under the exact column name. All feature values are derived from the window [admission timestamp, admission + 24 h]. Admission diagnoses are included if documented as principal diagnosis by 24 h post-admission. Of the 84 predictors, one is categorical (care-unit type, one-hot encoded) and the remaining 83 are numeric (binary 0/1 for presence/absence, or continuous for labs/vitals values and counts).</w:t>
       </w:r>
     </w:p>
     <w:p>
@@ -6664,7 +6678,7 @@
           <w:color w:val="555555"/>
           <w:sz w:val="19"/>
         </w:rPr>
-        <w:t>Subgroup MAE — 1–7 days (n = 166): physician 1.28 vs Extra Trees 1.78 d; &gt; 7 days (n = 27): physician 6.51 vs XGBoost 7.16 d (all models worse than the physician). Spearman ρ = rank correlation between observed and predicted LOS (discrimination). Bias = mean(predicted − observed); positive = overestimation. Ridge is unstable under prospective distribution shift (R² −22.0, bias +5.80 d) owing to regression-to-the-mean under covariate shift and is not recommended clinically. All four models trained on identical retrospective data (n = 10,283) with the same pipeline; only the estimator and scaling step differ (Section 2.6–2.7).</w:t>
+        <w:t>Subgroup MAE — 1–7 days (n = 166): physician 1.28 vs Extra Trees 1.78 d; &gt; 7 days (n = 27): physician 6.51 vs XGBoost 7.16 d (all models worse than the physician). Spearman ρ = rank correlation between observed and predicted LOS (discrimination). Bias = mean(predicted − observed); positive = overestimation. Ridge showed marked instability prospectively (R² −22.0, bias +5.82 d); the precise source requires further investigation and ridge is not recommended clinically. All four models trained on identical retrospective data (n = 10,283) with the same pipeline; only the estimator and scaling step differ (Section 2.6–2.7).</w:t>
       </w:r>
     </w:p>
     <w:p>
@@ -9076,7 +9090,7 @@
           <w:color w:val="555555"/>
           <w:sz w:val="19"/>
         </w:rPr>
-        <w:t>Bias = mean(predicted − observed); positive = overestimation, negative = underestimation. Calibration-in-the-large (overall mean bias): model -0.11 d, physician -0.14 d. Calibration slope (observed on predicted; ideal = 1.0): model 0.86 [0.30, 1.61], physician 0.64 [0.40, 1.02]. The model over-predicts short stays and under-predicts long stays (compressed prediction range), so its near-zero overall bias masks large offsetting errors at the extremes of the LOS range.</w:t>
+        <w:t>Bias = mean(predicted − observed); positive = overestimation, negative = underestimation. Calibration-in-the-large (overall mean bias): model -0.11 d, physician -0.14 d. Calibration slope (observed on predicted; ideal = 1.0): model 0.86 [0.30, 1.61], physician 0.64 [0.40, 1.02]; both slope estimates are imprecise and include 1.0, so the slope alone does not establish miscalibration. The model nonetheless over-predicts short stays and under-predicts long stays (evident from the conditional bias and the prediction distribution, Figure 7), so its near-zero overall bias masks large offsetting errors at the extremes of the LOS range.</w:t>
       </w:r>
     </w:p>
     <w:p>
@@ -9099,7 +9113,7 @@
           <w:i w:val="0"/>
           <w:sz w:val="21"/>
         </w:rPr>
-        <w:t>Null-model baseline and ICU-LOS distribution: why the prospective MAE does not deteriorate. The null model predicts the retrospective median LOS for every patient.</w:t>
+        <w:t>Null-model baseline and ICU-LOS distribution: why the prospective MAE does not deteriorate. The null model predicts the training-set median LOS for every patient (applied unchanged to both evaluation sets). The retrospective row is the held-out test set (n = 2,601), not the full cohort.</w:t>
       </w:r>
     </w:p>
     <w:tbl>
@@ -9300,7 +9314,7 @@
                 <w:b w:val="0"/>
                 <w:sz w:val="19"/>
               </w:rPr>
-              <w:t>Retrospective holdout (AIN)</w:t>
+              <w:t>Retrospective hold-out (AIN)</w:t>
             </w:r>
           </w:p>
         </w:tc>
@@ -9321,7 +9335,7 @@
                 <w:b w:val="0"/>
                 <w:sz w:val="19"/>
               </w:rPr>
-              <w:t>12,884</w:t>
+              <w:t>2,601</w:t>
             </w:r>
           </w:p>
         </w:tc>
@@ -9342,7 +9356,7 @@
                 <w:b w:val="0"/>
                 <w:sz w:val="19"/>
               </w:rPr>
-              <w:t>5.57 / 2.90</w:t>
+              <w:t>5.55 / 2.92</w:t>
             </w:r>
           </w:p>
         </w:tc>
@@ -9363,7 +9377,7 @@
                 <w:b w:val="0"/>
                 <w:sz w:val="19"/>
               </w:rPr>
-              <w:t>6.76</w:t>
+              <w:t>6.67</w:t>
             </w:r>
           </w:p>
         </w:tc>
@@ -9405,7 +9419,7 @@
                 <w:b w:val="0"/>
                 <w:sz w:val="19"/>
               </w:rPr>
-              <w:t>3.77</w:t>
+              <w:t>3.72</w:t>
             </w:r>
           </w:p>
         </w:tc>
@@ -9597,7 +9611,7 @@
           <w:color w:val="555555"/>
           <w:sz w:val="19"/>
         </w:rPr>
-        <w:t>Null model = constant prediction of the retrospective median (2.90 days) for every patient. Retrospectively the final model beats this null model (2.75 vs 3.77 d), demonstrating genuine predictive skill; prospectively it does not (2.64 vs 2.46 d). The prospective MAE remains low only because the completed-stay cohort has a much narrower LOS distribution (lower SD, fewer long stays), and MAE scales with outcome spread; this is why R² and calibration, not MAE, reveal the loss of predictive value.</w:t>
+        <w:t>Null model = constant prediction of the training-set median (2.89 days), computed on the training data only and applied unchanged to the hold-out and prospective sets. On the hold-out test set the final model beats this null model (2.75 vs 3.72 d), demonstrating genuine predictive skill; prospectively it does not (2.64 vs 2.46 d). The prospective MAE remains low only because the completed-stay cohort has a much narrower LOS distribution (lower SD, fewer long stays), and MAE scales with outcome spread; this is why R² and calibration, not MAE, reveal the loss of predictive value.</w:t>
       </w:r>
     </w:p>
     <w:p>
@@ -11033,7 +11047,7 @@
           <w:color w:val="555555"/>
           <w:sz w:val="19"/>
         </w:rPr>
-        <w:t>Monthly rows (n ≈ 27–38) followed by the two quarterly aggregates (bold periods). The physician had the lower MAE in every month and both quarters; the difference was significant in 2025-Q3 and 2025-Q4. Wilcoxon = signed-rank test on paired absolute errors. The two methods converged in November–December but the model never outperformed the physician in any segment (Figure 9).</w:t>
+        <w:t>Monthly rows (n ≈ 27–38) followed by the two quarterly aggregates. The physician had the lower MAE in five of six months and in both quarters; the model was marginally lower in November (2.32 vs 2.36 days). The difference was significant in 2025-Q3 and 2025-Q4. Wilcoxon = signed-rank test on paired absolute errors. The two methods converged in November–December (Figure 9).</w:t>
       </w:r>
     </w:p>
     <w:p>
@@ -11056,7 +11070,7 @@
           <w:i w:val="0"/>
           <w:sz w:val="21"/>
         </w:rPr>
-        <w:t>Where does the model add value? Mean absolute error by bin of the ACTUAL ICU LOS (prospective, n = 193): senior physician vs final model vs null model (constant = retrospective median, 2.9 days).</w:t>
+        <w:t>Where does the model add value? Mean absolute error by bin of the ACTUAL ICU LOS (prospective, n = 193): senior physician vs final model vs null model (constant = training-set median, 2.89 days). Outcome-stratified and therefore exploratory (see footnote).</w:t>
       </w:r>
     </w:p>
     <w:tbl>
@@ -11365,7 +11379,7 @@
                 <w:b w:val="0"/>
                 <w:sz w:val="19"/>
               </w:rPr>
-              <w:t>1.33</w:t>
+              <w:t>1.32</w:t>
             </w:r>
           </w:p>
         </w:tc>
@@ -11407,7 +11421,7 @@
                 <w:b w:val="0"/>
                 <w:sz w:val="19"/>
               </w:rPr>
-              <w:t>+1.13 (&lt;0.001)</w:t>
+              <w:t>+1.14 (&lt;0.001)</w:t>
             </w:r>
           </w:p>
         </w:tc>
@@ -11713,7 +11727,7 @@
                 <w:b w:val="0"/>
                 <w:sz w:val="19"/>
               </w:rPr>
-              <w:t>2.53</w:t>
+              <w:t>2.54</w:t>
             </w:r>
           </w:p>
         </w:tc>
@@ -11755,7 +11769,7 @@
                 <w:b w:val="0"/>
                 <w:sz w:val="19"/>
               </w:rPr>
-              <w:t>-1.14 (&lt;0.001)</w:t>
+              <w:t>-1.15 (&lt;0.001)</w:t>
             </w:r>
           </w:p>
         </w:tc>
@@ -11888,7 +11902,7 @@
                 <w:b w:val="0"/>
                 <w:sz w:val="19"/>
               </w:rPr>
-              <w:t>1.16</w:t>
+              <w:t>1.17</w:t>
             </w:r>
           </w:p>
         </w:tc>
@@ -11932,7 +11946,7 @@
                 <w:b w:val="0"/>
                 <w:sz w:val="19"/>
               </w:rPr>
-              <w:t>+0.15 (0.389)</w:t>
+              <w:t>+0.15 (0.402)</w:t>
             </w:r>
           </w:p>
         </w:tc>
@@ -12061,7 +12075,7 @@
                 <w:b w:val="0"/>
                 <w:sz w:val="19"/>
               </w:rPr>
-              <w:t>10.02</w:t>
+              <w:t>10.03</w:t>
             </w:r>
           </w:p>
         </w:tc>
@@ -12103,7 +12117,7 @@
                 <w:b w:val="0"/>
                 <w:sz w:val="19"/>
               </w:rPr>
-              <w:t>-2.07 (&lt;0.001)</w:t>
+              <w:t>-2.08 (&lt;0.001)</w:t>
             </w:r>
           </w:p>
         </w:tc>
@@ -12139,7 +12153,7 @@
           <w:color w:val="555555"/>
           <w:sz w:val="19"/>
         </w:rPr>
-        <w:t>Negative difference = model has the smaller error. p = Wilcoxon signed-rank test on paired absolute errors. The model has a genuine, significant advantage over both the physician and the null model only in the 4–7-day band; across the broader 2–7-day range it is not significantly better than the physician and does not beat the null. A constant predictor appears best in 2–4 days only because that bin coincides with the constant value. Caveat: stratifying by the true outcome favours predictors whose output concentrates in a given bin; these results should be read together with the overall calibration (Table 8, Figure 6).</w:t>
+        <w:t>Exploratory analysis. Negative difference = model has the smaller error. p = Wilcoxon signed-rank test on paired absolute errors (uncorrected for multiple comparisons). The model is lower than both the physician and the null model only in the 4–7-day band; across the broader 2–7-day range it is not significantly better than the physician and does not beat the null. A constant predictor appears best in 2–4 days only because that bin coincides with the constant value. Crucially, bins are defined by the later-observed LOS, which is unknown at the 24-hour prediction time, so no bin is an actionable subgroup; stratifying by the true outcome also favours predictors whose output concentrates in a given bin. Read together with the overall calibration (Table 8, Figure 6).</w:t>
       </w:r>
     </w:p>
     <w:p>
@@ -12537,7 +12551,7 @@
           <w:i w:val="0"/>
           <w:sz w:val="19"/>
         </w:rPr>
-        <w:t>Prospective calibration (n = 193): observed vs predicted ICU LOS for the final model (Extra Trees, left) and the senior physician (right). Dashed red = identity (perfect calibration); green = calibration line (least-squares fit of observed on predicted); purple = quantile-binned observed means. The model's shallow, compressed prediction cloud (calibration slope 0.86) contrasts with the physician's wider spread. CITL = calibration-in-the-large (overall mean bias).</w:t>
+        <w:t>Prospective calibration (n = 193): observed vs predicted ICU LOS for the final model (Extra Trees, left) and the senior physician (right). Dashed red = identity (perfect calibration); green = calibration line (least-squares fit of observed on predicted); purple = quantile-binned observed means. The model's narrow prediction cloud (predictions concentrated in a ~ 3–6-day band) contrasts with the physician's wider spread. The calibration-slope estimates were imprecise and included 1.0 (model 0.86, physician 0.64), so compression is read from the prediction distribution (Figure 7) and conditional bias (Table 8) rather than from the slope. CITL = calibration-in-the-large (overall mean bias).</w:t>
       </w:r>
     </w:p>
     <w:p>
@@ -12600,7 +12614,7 @@
           <w:i w:val="0"/>
           <w:sz w:val="19"/>
         </w:rPr>
-        <w:t>Distribution of predicted ICU LOS for the final model (Extra Trees) and the senior physician vs the observed LOS distribution (prospective cohort, n = 193). The model's predictions concentrate in a narrow ~ 3-6-day band, whereas observed LOS and the physician's estimates span a much wider range - the visual signature of the model's compressed prediction range (low calibration slope).</w:t>
+        <w:t>Distribution of predicted ICU LOS for the final model (Extra Trees) and the senior physician vs the observed LOS distribution (prospective cohort, n = 193). The model's predictions concentrate in a narrow ~ 3-6-day band, whereas observed LOS and the physician's estimates span a much wider range - the primary, direct evidence of the model's compressed prediction range.</w:t>
       </w:r>
     </w:p>
     <w:p>
@@ -12726,7 +12740,7 @@
           <w:i w:val="0"/>
           <w:sz w:val="19"/>
         </w:rPr>
-        <w:t>Prospective MAE over time: final model (Extra Trees) vs senior physician, by calendar month of the senior-estimate window (July–December 2025; n per month annotated). The physician (red) lies at or below the model (blue) in every month, confirming that the physician advantage is temporally stable rather than driven by a single period; the two converge only in November–December (Table 10).</w:t>
+        <w:t>Prospective MAE over time: final model (Extra Trees) vs senior physician, by calendar month of the senior-estimate window (July–December 2025; n per month annotated). The physician (red) had the lower MAE in five of six months and in both quarterly aggregates (the model was marginally lower in November, 2.32 vs 2.36 days); the two converge in November–December (Table 10). The physician advantage is temporally stable rather than driven by a single period.</w:t>
       </w:r>
     </w:p>
     <w:p>
@@ -12789,7 +12803,7 @@
           <w:i w:val="0"/>
           <w:sz w:val="19"/>
         </w:rPr>
-        <w:t>Prospective MAE by bin of the ACTUAL ICU LOS (n = 193): senior physician (red), final model (Extra Trees, blue) and the null model (constant 2.9 days, grey). The physician is best at the extremes (1–2 d and &gt; 7 d). The model is lowest only in the 4–7-day band, where it significantly beats both the physician and the null model (Table 11). In 2–4 days a constant predictor is best because the bin coincides with the constant value. Stratifying by the true outcome favours predictors whose output concentrates in a bin, so this should be read alongside the overall calibration (Figure 6).</w:t>
+        <w:t>Exploratory: prospective MAE by bin of the ACTUAL ICU LOS (n = 193): senior physician (red), final model (Extra Trees, blue) and the null model (constant = training-set median 2.89 days, grey). The physician is best at the extremes (1–2 d and &gt; 7 d). The model is lowest in the 4–7-day band. Because bins are defined by the later-observed LOS — unknown at the 24-hour prediction time — no bin is an actionable subgroup, and stratifying by the true outcome favours predictors whose output concentrates in a bin; read alongside the overall calibration (Figure 6).</w:t>
       </w:r>
     </w:p>
     <w:sectPr>
